--- a/deliverables/VIDEO_4_How_To_Explain_A_Career_That_Looks_All_Over_The_Place_FINAL/Video_4_Shorts/V4_Short_02_The_Twenty_Second_Answer.docx
+++ b/deliverables/VIDEO_4_How_To_Explain_A_Career_That_Looks_All_Over_The_Place_FINAL/Video_4_Shorts/V4_Short_02_The_Twenty_Second_Answer.docx
@@ -51,6 +51,25 @@
           <w:bottom w:val="single" w:sz="6" w:color="8A6D1E"/>
         </w:pBdr>
       </w:pPr>
+    </w:p>
+    <w:p>
+      <w:pPr>
+        <w:spacing w:after="80"/>
+      </w:pPr>
+      <w:r>
+        <w:rPr>
+          <w:b/>
+          <w:color w:val="8A6D1E"/>
+          <w:sz w:val="20"/>
+        </w:rPr>
+        <w:t xml:space="preserve">Status in this synchronization  </w:t>
+      </w:r>
+      <w:r>
+        <w:rPr>
+          <w:sz w:val="21"/>
+        </w:rPr>
+        <w:t>COPY UPDATE</w:t>
+      </w:r>
     </w:p>
     <w:p>
       <w:pPr>
@@ -155,7 +174,7 @@
           <w:color w:val="112345"/>
           <w:sz w:val="24"/>
         </w:rPr>
-        <w:t>Here is the whole answer to so what do you do, in three sentences.</w:t>
+        <w:t>Here is a twenty-second introduction to a whole career, in three sentences.</w:t>
       </w:r>
     </w:p>
     <w:p>
@@ -184,7 +203,7 @@
           <w:i w:val="0"/>
           <w:sz w:val="24"/>
         </w:rPr>
-        <w:t>Here is the whole answer to so what do you do, in three sentences.</w:t>
+        <w:t>Here is a twenty-second introduction to a whole career, in three sentences.</w:t>
       </w:r>
     </w:p>
     <w:p>
@@ -210,20 +229,7 @@
           <w:i w:val="0"/>
           <w:sz w:val="24"/>
         </w:rPr>
-        <w:t>Mine sounds like this. I get brought in when the evidence is incomplete and an important decision still has to be made. I have done that in audit, in life sciences, and in technology. Today I do it through my own firm.</w:t>
-      </w:r>
-    </w:p>
-    <w:p>
-      <w:pPr>
-        <w:spacing w:before="0" w:after="180"/>
-      </w:pPr>
-      <w:r>
-        <w:rPr>
-          <w:b w:val="0"/>
-          <w:i w:val="0"/>
-          <w:sz w:val="24"/>
-        </w:rPr>
-        <w:t>That is it. No job titles. No employer list. No career autobiography.</w:t>
+        <w:t>Mine sounds like this. I get brought in when the evidence is incomplete and an important decision still has to be made. I have done that in audit, life sciences, and technology. Today I use that same lens through my own firm.</w:t>
       </w:r>
     </w:p>
     <w:p>
@@ -249,7 +255,33 @@
           <w:i w:val="0"/>
           <w:sz w:val="24"/>
         </w:rPr>
-        <w:t>And then stop. The silence after a short answer can make you feel as though you owe them more. You do not. If the answer lands, they will ask another question.</w:t>
+        <w:t>And then stop. Leave room for the next question.</w:t>
+      </w:r>
+    </w:p>
+    <w:p>
+      <w:pPr>
+        <w:spacing w:before="0" w:after="180"/>
+      </w:pPr>
+      <w:r>
+        <w:rPr>
+          <w:b w:val="0"/>
+          <w:i w:val="0"/>
+          <w:sz w:val="24"/>
+        </w:rPr>
+        <w:t>Your first answer does not have to contain your whole career. It has to give the other person a clear place to begin.</w:t>
+      </w:r>
+    </w:p>
+    <w:p>
+      <w:pPr>
+        <w:spacing w:before="0" w:after="180"/>
+      </w:pPr>
+      <w:r>
+        <w:rPr>
+          <w:b w:val="0"/>
+          <w:i w:val="0"/>
+          <w:sz w:val="24"/>
+        </w:rPr>
+        <w:t>If the answer lands, they will ask another question. Let them.</w:t>
       </w:r>
     </w:p>
     <w:p>
@@ -360,6 +392,20 @@
     </w:p>
     <w:p>
       <w:pPr>
+        <w:spacing w:before="0" w:after="80"/>
+      </w:pPr>
+      <w:r>
+        <w:rPr>
+          <w:b w:val="0"/>
+          <w:i w:val="0"/>
+          <w:color w:val="5A6B82"/>
+          <w:sz w:val="20"/>
+        </w:rPr>
+        <w:t>Corrected for the September 9 lock. The retired "so what do you do?" framing was replaced with the script's own quick-introduction framing, and the modeled answer now matches the master verbatim.</w:t>
+      </w:r>
+    </w:p>
+    <w:p>
+      <w:pPr>
         <w:spacing w:before="0" w:after="160"/>
       </w:pPr>
       <w:r>
@@ -369,7 +415,7 @@
           <w:color w:val="5A6B82"/>
           <w:sz w:val="20"/>
         </w:rPr>
-        <w:t>Retained from the old Video 5 set and updated to the new master's wording, which uses Today I rather than Right now I am.</w:t>
+        <w:t>Why this status: Obsolete reference. The hook framed the answer as a reply to "so what do you do?", a question the locked script does not use, and it said no job titles or employer list while the script's own modeled answer names three contexts. The template, the stop, and the next-question line are all still spoken and are kept.</w:t>
       </w:r>
     </w:p>
     <w:p>
